--- a/content/reports/distribution/Issue_002_Article_Capital_Rotates.docx
+++ b/content/reports/distribution/Issue_002_Article_Capital_Rotates.docx
@@ -10,8 +10,8 @@
   <dc:description>Monthly Sector Brief · May 2026</dc:description>
   <cp:lastModifiedBy>Un-named</cp:lastModifiedBy>
   <cp:revision>1</cp:revision>
-  <dcterms:created xsi:type="dcterms:W3CDTF">2026-06-07T09:43:58.866Z</dcterms:created>
-  <dcterms:modified xsi:type="dcterms:W3CDTF">2026-06-07T09:43:58.867Z</dcterms:modified>
+  <dcterms:created xsi:type="dcterms:W3CDTF">2026-06-07T14:24:26.527Z</dcterms:created>
+  <dcterms:modified xsi:type="dcterms:W3CDTF">2026-06-07T14:24:26.528Z</dcterms:modified>
 </cp:coreProperties>
 </file>
 
@@ -125,26 +125,26 @@
           <w:sz w:val="22"/>
           <w:szCs w:val="22"/>
         </w:rPr>
-        <w:t xml:space="preserve">At the asset level, May was a rotation, not a withdrawal. Liquid restaking tokens lost $1.6 billion of net supply across the six protocols this report covers, with weETH alone shedding $681 million on Aave V3, the largest single-asset outflow on the protocol by a wide margin. Over the same window, BTC-family collateral, the LBTC, cbBTC, WBTC, and tBTC family, added approximately $818 million of net inflow across the sector. Sized against the LRT outflow, the BTC arrival absorbs roughly half. The remainder distributed across stablecoin redeposits and SparkLend’s wstETH growth.</w:t>
-      </w:r>
-    </w:p>
-    <w:p>
-      <w:pPr>
-        <w:spacing w:after="160" w:before="0" w:line="320"/>
-        <w:jc w:val="left"/>
-      </w:pPr>
-      <w:r>
-        <w:rPr>
-          <w:rFonts w:ascii="Source Serif Pro" w:cs="Source Serif Pro" w:eastAsia="Source Serif Pro" w:hAnsi="Source Serif Pro"/>
-          <w:b w:val="false"/>
-          <w:bCs w:val="false"/>
-          <w:i w:val="false"/>
-          <w:iCs w:val="false"/>
-          <w:color w:val="1A1A1A"/>
-          <w:sz w:val="22"/>
-          <w:szCs w:val="22"/>
-        </w:rPr>
-        <w:t xml:space="preserve">The thesis-level move was from leveraged ETH-collateral loops to lower-correlation BTC-collateral positions. weETH spot price fell 11 percent in dollar terms over May, which compounds the LRT outflow on any nominal-priced view of the sector. Constant-price accounting separates depositor decisions from price decline. The LRT outflow survives that adjustment. The narrative that LRT loops unwound in May, redirecting collateral toward BTC, is what the daily flow data shows when both sides are read together.</w:t>
+        <w:t xml:space="preserve">At the asset level, May was a rotation, not a withdrawal. Liquid restaking tokens lost $1.6 billion of net supply across the six protocols this report covers, with WEETH alone shedding $681 million on Aave V3, the largest single-asset outflow on the protocol by a wide margin. Over the same window, BTC-family collateral, the LBTC, CBBTC, WBTC, and TBTC family, added approximately $818 million of net inflow across the sector. Sized against the LRT outflow, the BTC arrival absorbs roughly half. The remainder distributed across stablecoin redeposits and SparkLend’s WSTETH growth.</w:t>
+      </w:r>
+    </w:p>
+    <w:p>
+      <w:pPr>
+        <w:spacing w:after="160" w:before="0" w:line="320"/>
+        <w:jc w:val="left"/>
+      </w:pPr>
+      <w:r>
+        <w:rPr>
+          <w:rFonts w:ascii="Source Serif Pro" w:cs="Source Serif Pro" w:eastAsia="Source Serif Pro" w:hAnsi="Source Serif Pro"/>
+          <w:b w:val="false"/>
+          <w:bCs w:val="false"/>
+          <w:i w:val="false"/>
+          <w:iCs w:val="false"/>
+          <w:color w:val="1A1A1A"/>
+          <w:sz w:val="22"/>
+          <w:szCs w:val="22"/>
+        </w:rPr>
+        <w:t xml:space="preserve">The thesis-level move was from leveraged ETH-collateral loops to lower-correlation BTC-collateral positions. WEETH spot price fell 11 percent in dollar terms over May, which compounds the LRT outflow on any nominal-priced view of the sector. Constant-price accounting separates depositor decisions from price decline. The LRT outflow survives that adjustment. The narrative that LRT loops unwound in May, redirecting collateral toward BTC, is what the daily flow data shows when both sides are read together.</w:t>
       </w:r>
     </w:p>
     <w:p>
@@ -403,45 +403,45 @@
           <w:sz w:val="22"/>
           <w:szCs w:val="22"/>
         </w:rPr>
-        <w:t xml:space="preserve">Aave V3 lost $1.96 billion of supply at nominal prices across May. At constant prices, the protocol gained $352 million of net deposits in the same window. Both figures are correct from their own definitions; only the second describes depositor behavior. The wedge between the two readings is price decline on existing collateral. Nominal supply marks every position to current price each day, so when weETH and other ETH-family assets fall in dollar terms, every position holding them shows as "less supply" without any withdrawal occurring. Constant-price accounting measures deposit-quantity flow instead, holding prices fixed at a reference point. May was a month where the two methods told directionally opposite stories on Aave V3.</w:t>
-      </w:r>
-    </w:p>
-    <w:p>
-      <w:pPr>
-        <w:spacing w:after="160" w:before="0" w:line="320"/>
-        <w:jc w:val="left"/>
-      </w:pPr>
-      <w:r>
-        <w:rPr>
-          <w:rFonts w:ascii="Source Serif Pro" w:cs="Source Serif Pro" w:eastAsia="Source Serif Pro" w:hAnsi="Source Serif Pro"/>
-          <w:b w:val="false"/>
-          <w:bCs w:val="false"/>
-          <w:i w:val="false"/>
-          <w:iCs w:val="false"/>
-          <w:color w:val="1A1A1A"/>
-          <w:sz w:val="22"/>
-          <w:szCs w:val="22"/>
-        </w:rPr>
-        <w:t xml:space="preserve">The asset-level LRT exit holds in adjusted form. weETH on Aave V3 lost $681 million at constant prices over May, the largest single-asset outflow on the protocol by a wide margin. What does not survive contact with the daily data is the timing argument. A natural reading of the May 14 unpause and the May 17 WETH LTV restoration on Aave V3 would be that LRT-loop depositors had been waiting since April’s rsETH bridge exploit for the procedural unfreeze to clear, and exited in concentrated fashion afterward. The daily flow data does not support that reading at the asset level: weETH outflows in May 1 to May 13 (pre-unpause) totaled $459 million; in May 14 to May 31 (post-unpause), $222 million. Pre-unpause was roughly double the post-unpause rate.</w:t>
-      </w:r>
-    </w:p>
-    <w:p>
-      <w:pPr>
-        <w:spacing w:after="160" w:before="0" w:line="320"/>
-        <w:jc w:val="left"/>
-      </w:pPr>
-      <w:r>
-        <w:rPr>
-          <w:rFonts w:ascii="Source Serif Pro" w:cs="Source Serif Pro" w:eastAsia="Source Serif Pro" w:hAnsi="Source Serif Pro"/>
-          <w:b w:val="false"/>
-          <w:bCs w:val="false"/>
-          <w:i w:val="false"/>
-          <w:iCs w:val="false"/>
-          <w:color w:val="1A1A1A"/>
-          <w:sz w:val="22"/>
-          <w:szCs w:val="22"/>
-        </w:rPr>
-        <w:t xml:space="preserve">weETH was never frozen on Aave V3 during the April crisis. The Aave Protocol Guardian’s freeze actions in April covered rsETH, wrsETH, and WETH only; weETH does not appear on any Guardian action list between April 18 and May 13. The $459 million of weETH supply that left Aave V3 in the first half of May was voluntary depositor derisking, generalizing the rsETH and WETH risk to a sibling LRT that itself remained fully withdrawable throughout.</w:t>
+        <w:t xml:space="preserve">Aave V3 lost $1.96 billion of supply at nominal prices across May. At constant prices, the protocol gained $352 million of net deposits in the same window. Both figures are correct from their own definitions; only the second describes depositor behavior. The wedge between the two readings is price decline on existing collateral. Nominal supply marks every position to current price each day, so when WEETH and other ETH-family assets fall in dollar terms, every position holding them shows as "less supply" without any withdrawal occurring. Constant-price accounting measures deposit-quantity flow instead, holding prices fixed at a reference point. May was a month where the two methods told directionally opposite stories on Aave V3.</w:t>
+      </w:r>
+    </w:p>
+    <w:p>
+      <w:pPr>
+        <w:spacing w:after="160" w:before="0" w:line="320"/>
+        <w:jc w:val="left"/>
+      </w:pPr>
+      <w:r>
+        <w:rPr>
+          <w:rFonts w:ascii="Source Serif Pro" w:cs="Source Serif Pro" w:eastAsia="Source Serif Pro" w:hAnsi="Source Serif Pro"/>
+          <w:b w:val="false"/>
+          <w:bCs w:val="false"/>
+          <w:i w:val="false"/>
+          <w:iCs w:val="false"/>
+          <w:color w:val="1A1A1A"/>
+          <w:sz w:val="22"/>
+          <w:szCs w:val="22"/>
+        </w:rPr>
+        <w:t xml:space="preserve">The asset-level LRT exit holds in adjusted form. WEETH on Aave V3 lost $681 million at constant prices over May, the largest single-asset outflow on the protocol by a wide margin. What does not survive contact with the daily data is the timing argument. A natural reading of the May 14 unpause and the May 17 WETH LTV restoration on Aave V3 would be that LRT-loop depositors had been waiting since April’s rsETH bridge exploit for the procedural unfreeze to clear, and exited in concentrated fashion afterward. The daily flow data does not support that reading at the asset level: WEETH outflows in May 1 to May 13 (pre-unpause) totaled $459 million; in May 14 to May 31 (post-unpause), $222 million. Pre-unpause was roughly double the post-unpause rate.</w:t>
+      </w:r>
+    </w:p>
+    <w:p>
+      <w:pPr>
+        <w:spacing w:after="160" w:before="0" w:line="320"/>
+        <w:jc w:val="left"/>
+      </w:pPr>
+      <w:r>
+        <w:rPr>
+          <w:rFonts w:ascii="Source Serif Pro" w:cs="Source Serif Pro" w:eastAsia="Source Serif Pro" w:hAnsi="Source Serif Pro"/>
+          <w:b w:val="false"/>
+          <w:bCs w:val="false"/>
+          <w:i w:val="false"/>
+          <w:iCs w:val="false"/>
+          <w:color w:val="1A1A1A"/>
+          <w:sz w:val="22"/>
+          <w:szCs w:val="22"/>
+        </w:rPr>
+        <w:t xml:space="preserve">WEETH was never frozen on Aave V3 during the April crisis. The Aave Protocol Guardian’s freeze actions in April covered rsETH, wrsETH, and WETH only; WEETH does not appear on any Guardian action list between April 18 and May 13. The $459 million of WEETH supply that left Aave V3 in the first half of May was voluntary depositor derisking, generalizing the rsETH and WETH risk to a sibling LRT that itself remained fully withdrawable throughout.</w:t>
       </w:r>
     </w:p>
     <w:p>
@@ -658,7 +658,7 @@
           <w:sz w:val="22"/>
           <w:szCs w:val="22"/>
         </w:rPr>
-        <w:t xml:space="preserve">The migration beneficiary again. April’s $1.97 billion of net deposits continued at lower intensity, adding another $751.6 million in May. The only protocol in coverage with positive depositor flow and positive Ethereum-only fee growth. SparkLend’s wstETH market alone, at $2.07 billion, is larger than Compound V3’s entire Ethereum supply.</w:t>
+        <w:t xml:space="preserve">The migration beneficiary again. April’s $1.97 billion of net deposits continued at lower intensity, adding another $751.6 million in May. The only protocol in coverage with positive depositor flow and positive Ethereum-only fee growth. SparkLend’s WSTETH market alone, at $2.07 billion, is larger than Compound V3’s entire Ethereum supply.</w:t>
       </w:r>
     </w:p>
     <w:p>
@@ -754,7 +754,7 @@
           <w:sz w:val="22"/>
           <w:szCs w:val="22"/>
         </w:rPr>
-        <w:t xml:space="preserve">Was the protocol May mostly skipped, again. The distinguishing feature continued to be the liquidation engine, which ran the lowest effective penalty in the sector at 1.68 percent across the trailing 90 days. What "mostly skipped" obscures is the efficiency. Fluid’s loan-to-deposit ratio at May 31 was 55.49 percent, the highest of any major lending venue in this report’s coverage. Among the protocols operating at scale, Fluid is the leader by 13 percentage points over Aave V3 and 23 points over SparkLend.</w:t>
+        <w:t xml:space="preserve">Was the protocol May mostly skipped, again. The distinguishing feature continued to be the liquidation engine, which ran the lowest effective penalty in the sector at 1.68 percent across the trailing 90 days. What "mostly skipped" obscures is the efficiency. Fluid’s loan-to-deposit ratio at May 31 was 55.49 percent, the highest of any major lending venue in this report’s coverage. The six covered protocols ranked: Euler V2 85.23%, Fluid 55.49%, Aave V3 42.13%, Morpho 36.20%, Compound V3 33.96%, SparkLend 32.55%. Euler V2’s reading is partly an artifact of the protocol-level contraction documented above and partly the consequence of running on a sub-$1B supplied base; among the protocols operating at scale, Fluid is the leader by 13 percentage points over Aave V3 and 23 points over SparkLend.</w:t>
       </w:r>
     </w:p>
     <w:p>
@@ -786,7 +786,7 @@
           <w:sz w:val="22"/>
           <w:szCs w:val="22"/>
         </w:rPr>
-        <w:t xml:space="preserve">Shipped four Comet markets on Ethereum. At May 31, three carried meaningful capital and one carried $95,000 across base and collateral combined. The WETH Comet has effectively been abandoned by the protocol’s lending base. By contrast, Aave V3’s WETH market alone carries $3.86 billion of supply, the largest single market in the sector’s top ten by a wide margin. Compound shipped an ETH-base Comet and the lending base did not adopt it.</w:t>
+        <w:t xml:space="preserve">Runs six Comet markets on Ethereum at May 31. Our first published cut covered only four contracts and mis-framed the ETH-base Comet as abandoned. The corrected reading is that Compound’s ETH (WETH) Comet is the third-largest market on the protocol by base supply, at $83.6 million of base supply against $86.4 million of collateral. The snapshot script that produced the first cut enumerated four of six contracts and missed the newer wstETH and WBTC Comets entirely; the same script’s reconciliation flag returned FALSE and was not actioned before publication. Of the six markets, USDC and USDT dominate at $792M and $430M combined; ETH carries $170M; the smaller USDS Comet ($4.6M combined) runs the highest base APY on the protocol; the newer wstETH and WBTC bases sit sub-scale at under $3M combined. The protocol story is one of intra-protocol evolution, not abandonment of ETH lending.</w:t>
       </w:r>
     </w:p>
     <w:p>

--- a/content/reports/distribution/Issue_002_Article_Capital_Rotates.docx
+++ b/content/reports/distribution/Issue_002_Article_Capital_Rotates.docx
@@ -10,8 +10,8 @@
   <dc:description>Monthly Sector Brief · May 2026</dc:description>
   <cp:lastModifiedBy>Un-named</cp:lastModifiedBy>
   <cp:revision>1</cp:revision>
-  <dcterms:created xsi:type="dcterms:W3CDTF">2026-06-07T14:24:26.527Z</dcterms:created>
-  <dcterms:modified xsi:type="dcterms:W3CDTF">2026-06-07T14:24:26.528Z</dcterms:modified>
+  <dcterms:created xsi:type="dcterms:W3CDTF">2026-06-08T11:14:42.364Z</dcterms:created>
+  <dcterms:modified xsi:type="dcterms:W3CDTF">2026-06-08T11:14:42.366Z</dcterms:modified>
 </cp:coreProperties>
 </file>
 
@@ -237,7 +237,7 @@
           <w:sz w:val="22"/>
           <w:szCs w:val="22"/>
         </w:rPr>
-        <w:t xml:space="preserve">Where the inflow concentrated on Morpho is the more telling reading. The protocol ended May with 63.7 percent of its MetaMorpho vault capital sitting in idle markets, unallocated to any underlying lending market. On a protocol where curators are paid to deploy capital, that reading is the cleanest signal of curator caution the data exposes. Depositor inflow arrived at the curator layer faster than curators were willing to deploy it.</w:t>
+        <w:t xml:space="preserve">Where the inflow concentrated on Morpho is the more telling reading. The protocol ended May at curator HHI 3,103, the third consecutive month past the antitrust threshold for highly concentrated markets, and the top three curators (Sentora 38.6 percent, Steakhouse 34.1 percent, Gauntlet 21.2 percent) holding 93.9 percent of curated TVL combined. By June 4, the HHI had deepened to 3,290. The depositor inflow arrived at a curator layer that was already past the antitrust threshold for the third straight month, and the concentration kept building.</w:t>
       </w:r>
     </w:p>
     <w:p>
@@ -256,7 +256,7 @@
           <w:sz w:val="20"/>
           <w:szCs w:val="20"/>
         </w:rPr>
-        <w:t xml:space="preserve">[INSERT: MetaMorpho idle-vs-deployed share, March–May 2026. Source: §06.3 of the full report.]</w:t>
+        <w:t xml:space="preserve">[INSERT: Morpho curator HHI trajectory and top-three composition, March–June 2026. Source: §06.3 / §07 of the full report.]</w:t>
       </w:r>
     </w:p>
     <w:p>
@@ -690,7 +690,7 @@
           <w:sz w:val="22"/>
           <w:szCs w:val="22"/>
         </w:rPr>
-        <w:t xml:space="preserve">Ended May with 63.7 percent of MetaMorpho vault capital sitting in idle markets, unallocated to any underlying lending market. On a protocol where curators are paid to deploy capital, that reading is the cleanest signal of curator caution the data exposes. Morpho remains the cleanest pass-through architecture in the sector: every dollar of the $8.24 million in May fees passed through to depositors and curators. The protocol treasury took zero. MORPHO holders received zero.</w:t>
+        <w:t xml:space="preserve">Absorbed the largest absolute depositor inflow on Ethereum lending in May at $759 million, closing the month at $4.91 billion in total supply, +18.3 percent month-over-month. SparkLend was $8M behind. Morpho also remains the cleanest pass-through architecture in the sector: every dollar of the $8.24 million in May fees passed through to depositors and curators. The protocol treasury took zero. MORPHO holders received zero.</w:t>
       </w:r>
     </w:p>
     <w:p>
@@ -786,7 +786,7 @@
           <w:sz w:val="22"/>
           <w:szCs w:val="22"/>
         </w:rPr>
-        <w:t xml:space="preserve">Runs six Comet markets on Ethereum at May 31. Our first published cut covered only four contracts and mis-framed the ETH-base Comet as abandoned. The corrected reading is that Compound’s ETH (WETH) Comet is the third-largest market on the protocol by base supply, at $83.6 million of base supply against $86.4 million of collateral. The snapshot script that produced the first cut enumerated four of six contracts and missed the newer wstETH and WBTC Comets entirely; the same script’s reconciliation flag returned FALSE and was not actioned before publication. Of the six markets, USDC and USDT dominate at $792M and $430M combined; ETH carries $170M; the smaller USDS Comet ($4.6M combined) runs the highest base APY on the protocol; the newer wstETH and WBTC bases sit sub-scale at under $3M combined. The protocol story is one of intra-protocol evolution, not abandonment of ETH lending.</w:t>
+        <w:t xml:space="preserve">Runs six Comet markets on Ethereum at May 31. USDC and USDT bases dominate at $792 million and $430 million combined; the ETH (WETH) Comet sits third-largest at $170 million combined ($83.6 million base supply against $86.4 million collateral); together the three account for roughly 99 percent of Compound V3’s Ethereum footprint. The three smaller bases (USDS at $4.62 million, wstETH and WBTC sub-$3 million combined each) are recent additions still finding scale. USDS runs the highest base supply APY on the protocol. Six independent markets, three at scale, three still finding it.</w:t>
       </w:r>
     </w:p>
     <w:p>

--- a/content/reports/distribution/Issue_002_Article_Capital_Rotates.docx
+++ b/content/reports/distribution/Issue_002_Article_Capital_Rotates.docx
@@ -754,7 +754,7 @@
           <w:sz w:val="22"/>
           <w:szCs w:val="22"/>
         </w:rPr>
-        <w:t xml:space="preserve">Was the protocol May mostly skipped, again. The distinguishing feature continued to be the liquidation engine, which ran the lowest effective penalty in the sector at 1.68 percent across the trailing 90 days. What "mostly skipped" obscures is the efficiency. Fluid’s loan-to-deposit ratio at May 31 was 55.49 percent, the highest of any major lending venue in this report’s coverage. The six covered protocols ranked: Euler V2 85.23%, Fluid 55.49%, Aave V3 42.13%, Morpho 36.20%, Compound V3 33.96%, SparkLend 32.55%. Euler V2’s reading is partly an artifact of the protocol-level contraction documented above and partly the consequence of running on a sub-$1B supplied base; among the protocols operating at scale, Fluid is the leader by 13 percentage points over Aave V3 and 23 points over SparkLend.</w:t>
+        <w:t xml:space="preserve">Was the protocol May mostly skipped, again. The distinguishing feature continued to be the liquidation engine, which ran the lowest effective penalty in the sector at 1.68 percent across the trailing 90 days. What "mostly skipped" obscures is the efficiency. Fluid’s loan-to-deposit ratio at May 31 was 55.49 percent. The six covered protocols ranked: Euler V2 85.23%, Fluid 55.49%, Aave V3 42.13%, Morpho 36.20%, Compound V3 33.96%, SparkLend 32.55%. Both vault-based protocols sit notably above the pool-based set: Euler V2’s 85.23% reflects vault architecture supporting per-market utilization that pool-based lenders typically can’t sustain (the historical trajectory shows Euler V2 climbing through 2024–2026, with May’s contraction adding cyclical lift on top of an already-elevated baseline). Fluid sits second on the same architectural principle. The structural divide in the LDR data is architecture, not scale.</w:t>
       </w:r>
     </w:p>
     <w:p>
